--- a/entregables/medio-ambiente.docx
+++ b/entregables/medio-ambiente.docx
@@ -1516,6 +1516,68 @@
           <w:color w:val="D91023"/>
           <w:sz w:val="26"/>
         </w:rPr>
+        <w:t>Hoja de ruta · 100 primeros días</w:t>
+      </w:r>
+    </w:p>
+    <w:p>
+      <w:pPr>
+        <w:pStyle w:val="ListBullet"/>
+      </w:pPr>
+      <w:r>
+        <w:rPr>
+          <w:rFonts w:ascii="Calibri" w:hAnsi="Calibri"/>
+          <w:b w:val="0"/>
+          <w:i w:val="0"/>
+          <w:color w:val="1A2238"/>
+          <w:sz w:val="21"/>
+        </w:rPr>
+        <w:t>Constituir la Mesa Tecnica Intersectorial (MINAM, MINJUSDH, OEFA y representantes del Poder Judicial) y redactar el primer borrador del anteproyecto de la Ley de Actividades y Delitos Ambientales Complejos, incluyendo el estatuto legal de los operadores de Nodos Circulares y el marco de incentivos tributarios municipales basados en pesaje digital segregado</w:t>
+      </w:r>
+      <w:r>
+        <w:rPr>
+          <w:rFonts w:ascii="Calibri" w:hAnsi="Calibri"/>
+          <w:b w:val="0"/>
+          <w:i/>
+          <w:color w:val="B8840E"/>
+          <w:sz w:val="17"/>
+        </w:rPr>
+        <w:t xml:space="preserve">  [ley/decreto]</w:t>
+      </w:r>
+    </w:p>
+    <w:p>
+      <w:pPr>
+        <w:pStyle w:val="ListBullet"/>
+      </w:pPr>
+      <w:r>
+        <w:rPr>
+          <w:rFonts w:ascii="Calibri" w:hAnsi="Calibri"/>
+          <w:b w:val="0"/>
+          <w:i w:val="0"/>
+          <w:color w:val="1A2238"/>
+          <w:sz w:val="21"/>
+        </w:rPr>
+        <w:t>Formular y aprobar tecnicamente los terminos de referencia (TDR) para los estudios de preinversion del perfil de los primeros tres Nodos Circulares piloto en regiones estrategicas, vinculandolos formalmente al enfoque de Presupuesto por Resultados (PpR) y activando los Codigos Unicos de Inversion (CUI) en Invierte.pe</w:t>
+      </w:r>
+      <w:r>
+        <w:rPr>
+          <w:rFonts w:ascii="Calibri" w:hAnsi="Calibri"/>
+          <w:b w:val="0"/>
+          <w:i/>
+          <w:color w:val="B8840E"/>
+          <w:sz w:val="17"/>
+        </w:rPr>
+        <w:t xml:space="preserve">  [inversión]</w:t>
+      </w:r>
+    </w:p>
+    <w:p>
+      <w:r>
+        <w:rPr>
+          <w:rFonts w:ascii="Calibri" w:hAnsi="Calibri"/>
+          <w:b/>
+          <w:i w:val="0"/>
+          <w:color w:val="D91023"/>
+          <w:sz w:val="26"/>
+        </w:rPr>
         <w:t>Metas 2050</w:t>
       </w:r>
     </w:p>

--- a/entregables/medio-ambiente.docx
+++ b/entregables/medio-ambiente.docx
@@ -183,7 +183,7 @@
                 <w:color w:val="5D6B88"/>
                 <w:sz w:val="17"/>
               </w:rPr>
-              <w:t>Metas 2050</w:t>
+              <w:t>Objetivos</w:t>
             </w:r>
           </w:p>
         </w:tc>
@@ -230,7 +230,151 @@
           <w:color w:val="D91023"/>
           <w:sz w:val="26"/>
         </w:rPr>
-        <w:t>Visión 2050</w:t>
+        <w:t>Contenido</w:t>
+      </w:r>
+    </w:p>
+    <w:p>
+      <w:r>
+        <w:rPr>
+          <w:rFonts w:ascii="Calibri" w:hAnsi="Calibri"/>
+          <w:b/>
+          <w:i w:val="0"/>
+          <w:color w:val="D91023"/>
+          <w:sz w:val="20"/>
+        </w:rPr>
+        <w:t xml:space="preserve">I.  </w:t>
+      </w:r>
+      <w:r>
+        <w:rPr>
+          <w:rFonts w:ascii="Calibri" w:hAnsi="Calibri"/>
+          <w:b w:val="0"/>
+          <w:i w:val="0"/>
+          <w:color w:val="1A2238"/>
+          <w:sz w:val="20"/>
+        </w:rPr>
+        <w:t>Síntesis de la situación futura</w:t>
+      </w:r>
+    </w:p>
+    <w:p>
+      <w:r>
+        <w:rPr>
+          <w:rFonts w:ascii="Calibri" w:hAnsi="Calibri"/>
+          <w:b/>
+          <w:i w:val="0"/>
+          <w:color w:val="D91023"/>
+          <w:sz w:val="20"/>
+        </w:rPr>
+        <w:t xml:space="preserve">II.  </w:t>
+      </w:r>
+      <w:r>
+        <w:rPr>
+          <w:rFonts w:ascii="Calibri" w:hAnsi="Calibri"/>
+          <w:b w:val="0"/>
+          <w:i w:val="0"/>
+          <w:color w:val="1A2238"/>
+          <w:sz w:val="20"/>
+        </w:rPr>
+        <w:t>Síntesis de la situación actual</w:t>
+      </w:r>
+    </w:p>
+    <w:p>
+      <w:r>
+        <w:rPr>
+          <w:rFonts w:ascii="Calibri" w:hAnsi="Calibri"/>
+          <w:b/>
+          <w:i w:val="0"/>
+          <w:color w:val="D91023"/>
+          <w:sz w:val="20"/>
+        </w:rPr>
+        <w:t xml:space="preserve">III.  </w:t>
+      </w:r>
+      <w:r>
+        <w:rPr>
+          <w:rFonts w:ascii="Calibri" w:hAnsi="Calibri"/>
+          <w:b w:val="0"/>
+          <w:i w:val="0"/>
+          <w:color w:val="1A2238"/>
+          <w:sz w:val="20"/>
+        </w:rPr>
+        <w:t>Objetivos estratégicos</w:t>
+      </w:r>
+    </w:p>
+    <w:p>
+      <w:r>
+        <w:rPr>
+          <w:rFonts w:ascii="Calibri" w:hAnsi="Calibri"/>
+          <w:b/>
+          <w:i w:val="0"/>
+          <w:color w:val="D91023"/>
+          <w:sz w:val="20"/>
+        </w:rPr>
+        <w:t xml:space="preserve">IV.  </w:t>
+      </w:r>
+      <w:r>
+        <w:rPr>
+          <w:rFonts w:ascii="Calibri" w:hAnsi="Calibri"/>
+          <w:b w:val="0"/>
+          <w:i w:val="0"/>
+          <w:color w:val="1A2238"/>
+          <w:sz w:val="20"/>
+        </w:rPr>
+        <w:t>Acciones estratégicas</w:t>
+      </w:r>
+    </w:p>
+    <w:p>
+      <w:r>
+        <w:rPr>
+          <w:rFonts w:ascii="Calibri" w:hAnsi="Calibri"/>
+          <w:b/>
+          <w:i w:val="0"/>
+          <w:color w:val="D91023"/>
+          <w:sz w:val="20"/>
+        </w:rPr>
+        <w:t xml:space="preserve">V.  </w:t>
+      </w:r>
+      <w:r>
+        <w:rPr>
+          <w:rFonts w:ascii="Calibri" w:hAnsi="Calibri"/>
+          <w:b w:val="0"/>
+          <w:i w:val="0"/>
+          <w:color w:val="1A2238"/>
+          <w:sz w:val="20"/>
+        </w:rPr>
+        <w:t>Matriz resumen (indicadores)</w:t>
+      </w:r>
+    </w:p>
+    <w:p>
+      <w:r>
+        <w:rPr>
+          <w:rFonts w:ascii="Calibri" w:hAnsi="Calibri"/>
+          <w:b/>
+          <w:i w:val="0"/>
+          <w:color w:val="D91023"/>
+          <w:sz w:val="20"/>
+        </w:rPr>
+        <w:t xml:space="preserve">VI.  </w:t>
+      </w:r>
+      <w:r>
+        <w:rPr>
+          <w:rFonts w:ascii="Calibri" w:hAnsi="Calibri"/>
+          <w:b w:val="0"/>
+          <w:i w:val="0"/>
+          <w:color w:val="1A2238"/>
+          <w:sz w:val="20"/>
+        </w:rPr>
+        <w:t>Hitos de los primeros 100 días de Gobierno</w:t>
+      </w:r>
+    </w:p>
+    <w:p>
+      <w:r>
+        <w:rPr>
+          <w:rFonts w:ascii="Calibri" w:hAnsi="Calibri"/>
+          <w:b/>
+          <w:i w:val="0"/>
+          <w:color w:val="D91023"/>
+          <w:sz w:val="26"/>
+        </w:rPr>
+        <w:t>I · Síntesis de la situación futura</w:t>
       </w:r>
     </w:p>
     <w:p>
@@ -254,7 +398,7 @@
           <w:color w:val="D91023"/>
           <w:sz w:val="26"/>
         </w:rPr>
-        <w:t>Diagnóstico — brecha 2026</w:t>
+        <w:t>II · Síntesis de la situación actual</w:t>
       </w:r>
     </w:p>
     <w:p>
@@ -356,7 +500,286 @@
           <w:color w:val="D91023"/>
           <w:sz w:val="26"/>
         </w:rPr>
-        <w:t>Indicadores: hoy → meta 2050</w:t>
+        <w:t>III · Objetivos estratégicos</w:t>
+      </w:r>
+    </w:p>
+    <w:p>
+      <w:pPr>
+        <w:pStyle w:val="ListBullet"/>
+      </w:pPr>
+      <w:r>
+        <w:rPr>
+          <w:rFonts w:ascii="Calibri" w:hAnsi="Calibri"/>
+          <w:b w:val="0"/>
+          <w:i w:val="0"/>
+          <w:color w:val="1A2238"/>
+          <w:sz w:val="21"/>
+        </w:rPr>
+        <w:t>Incremento del 50% en la tasa de valorización nacional de residuos reaprovechables al 2050.</w:t>
+      </w:r>
+    </w:p>
+    <w:p>
+      <w:pPr>
+        <w:pStyle w:val="ListBullet"/>
+      </w:pPr>
+      <w:r>
+        <w:rPr>
+          <w:rFonts w:ascii="Calibri" w:hAnsi="Calibri"/>
+          <w:b w:val="0"/>
+          <w:i w:val="0"/>
+          <w:color w:val="1A2238"/>
+          <w:sz w:val="21"/>
+        </w:rPr>
+        <w:t>Red de Nodos Circulares operativos en el 100% de las regiones del país, interconectados digitalmente (30% cobertura 2030, 70% 2040, 100% 2050).</w:t>
+      </w:r>
+    </w:p>
+    <w:p>
+      <w:pPr>
+        <w:pStyle w:val="ListBullet"/>
+      </w:pPr>
+      <w:r>
+        <w:rPr>
+          <w:rFonts w:ascii="Calibri" w:hAnsi="Calibri"/>
+          <w:b w:val="0"/>
+          <w:i w:val="0"/>
+          <w:color w:val="1A2238"/>
+          <w:sz w:val="21"/>
+        </w:rPr>
+        <w:t>100% de las industrias medianas y grandes operando bajo estándares internacionales ISO 14001 y sistemas de trazabilidad automatizada.</w:t>
+      </w:r>
+    </w:p>
+    <w:p>
+      <w:pPr>
+        <w:pStyle w:val="ListBullet"/>
+      </w:pPr>
+      <w:r>
+        <w:rPr>
+          <w:rFonts w:ascii="Calibri" w:hAnsi="Calibri"/>
+          <w:b w:val="0"/>
+          <w:i w:val="0"/>
+          <w:color w:val="1A2238"/>
+          <w:sz w:val="21"/>
+        </w:rPr>
+        <w:t>Incrementar la inversión en I+D+i ambiental al 1.5% del PBI (0.5% en 2030, 1.0% en 2040), con patentes locales en agrotecnología y remediación ambiental.</w:t>
+      </w:r>
+    </w:p>
+    <w:p>
+      <w:pPr>
+        <w:pStyle w:val="ListBullet"/>
+      </w:pPr>
+      <w:r>
+        <w:rPr>
+          <w:rFonts w:ascii="Calibri" w:hAnsi="Calibri"/>
+          <w:b w:val="0"/>
+          <w:i w:val="0"/>
+          <w:color w:val="1A2238"/>
+          <w:sz w:val="21"/>
+        </w:rPr>
+        <w:t>Inclusión obligatoria de competencias técnicas ambientales en el 100% de los currículos de educación técnica y universitaria.</w:t>
+      </w:r>
+    </w:p>
+    <w:p>
+      <w:pPr>
+        <w:pStyle w:val="ListBullet"/>
+      </w:pPr>
+      <w:r>
+        <w:rPr>
+          <w:rFonts w:ascii="Calibri" w:hAnsi="Calibri"/>
+          <w:b w:val="0"/>
+          <w:i w:val="0"/>
+          <w:color w:val="1A2238"/>
+          <w:sz w:val="21"/>
+        </w:rPr>
+        <w:t>Institucionalidad ambiental con rango constitucional autónomo y participación articulada del sector privado.</w:t>
+      </w:r>
+    </w:p>
+    <w:p>
+      <w:pPr>
+        <w:pStyle w:val="ListBullet"/>
+      </w:pPr>
+      <w:r>
+        <w:rPr>
+          <w:rFonts w:ascii="Calibri" w:hAnsi="Calibri"/>
+          <w:b w:val="0"/>
+          <w:i w:val="0"/>
+          <w:color w:val="1A2238"/>
+          <w:sz w:val="21"/>
+        </w:rPr>
+        <w:t>Automatización del 100% de la fiscalización ambiental, con trazabilidad total y cero papel.</w:t>
+      </w:r>
+    </w:p>
+    <w:p>
+      <w:pPr>
+        <w:pStyle w:val="ListBullet"/>
+      </w:pPr>
+      <w:r>
+        <w:rPr>
+          <w:rFonts w:ascii="Calibri" w:hAnsi="Calibri"/>
+          <w:b w:val="0"/>
+          <w:i w:val="0"/>
+          <w:color w:val="1A2238"/>
+          <w:sz w:val="21"/>
+        </w:rPr>
+        <w:t>Capturar el 76% de residuos con alto potencial de valorización que actualmente se desperdician en vertederos.</w:t>
+      </w:r>
+    </w:p>
+    <w:p>
+      <w:r>
+        <w:rPr>
+          <w:rFonts w:ascii="Calibri" w:hAnsi="Calibri"/>
+          <w:b/>
+          <w:i w:val="0"/>
+          <w:color w:val="D91023"/>
+          <w:sz w:val="26"/>
+        </w:rPr>
+        <w:t>IV · Acciones estratégicas</w:t>
+      </w:r>
+    </w:p>
+    <w:p>
+      <w:pPr>
+        <w:pStyle w:val="ListBullet"/>
+      </w:pPr>
+      <w:r>
+        <w:rPr>
+          <w:rFonts w:ascii="Calibri" w:hAnsi="Calibri"/>
+          <w:b w:val="0"/>
+          <w:i w:val="0"/>
+          <w:color w:val="1A2238"/>
+          <w:sz w:val="21"/>
+        </w:rPr>
+        <w:t>AE1.1 – Construcción de la red nacional de Nodos Circulares (plantas de valorización intermedia descentralizadas) con modelos APP (50 plantas 2030, 150 plantas 2040, cobertura nacional 2050).</w:t>
+      </w:r>
+    </w:p>
+    <w:p>
+      <w:pPr>
+        <w:pStyle w:val="ListBullet"/>
+      </w:pPr>
+      <w:r>
+        <w:rPr>
+          <w:rFonts w:ascii="Calibri" w:hAnsi="Calibri"/>
+          <w:b w:val="0"/>
+          <w:i w:val="0"/>
+          <w:color w:val="1A2238"/>
+          <w:sz w:val="21"/>
+        </w:rPr>
+        <w:t>AE1.2 – Creación del marco regulatorio para la Bolsa de Valores de Residuos Sólidos, tomando como evidencia los modelos de Canadá y Australia.</w:t>
+      </w:r>
+    </w:p>
+    <w:p>
+      <w:pPr>
+        <w:pStyle w:val="ListBullet"/>
+      </w:pPr>
+      <w:r>
+        <w:rPr>
+          <w:rFonts w:ascii="Calibri" w:hAnsi="Calibri"/>
+          <w:b w:val="0"/>
+          <w:i w:val="0"/>
+          <w:color w:val="1A2238"/>
+          <w:sz w:val="21"/>
+        </w:rPr>
+        <w:t>AE3.1 – Actualización y endurecimiento de los Estándares de Calidad Ambiental (ECA) y Límites Máximos Permisibles (LMP) alineados a la OCDE.</w:t>
+      </w:r>
+    </w:p>
+    <w:p>
+      <w:pPr>
+        <w:pStyle w:val="ListBullet"/>
+      </w:pPr>
+      <w:r>
+        <w:rPr>
+          <w:rFonts w:ascii="Calibri" w:hAnsi="Calibri"/>
+          <w:b w:val="0"/>
+          <w:i w:val="0"/>
+          <w:color w:val="1A2238"/>
+          <w:sz w:val="21"/>
+        </w:rPr>
+        <w:t>AE3.3 – Modernización digital de la fiscalización ambiental (OEFA) mediante IA, sensores IoT, imágenes satelitales y blockchain.</w:t>
+      </w:r>
+    </w:p>
+    <w:p>
+      <w:pPr>
+        <w:pStyle w:val="ListBullet"/>
+      </w:pPr>
+      <w:r>
+        <w:rPr>
+          <w:rFonts w:ascii="Calibri" w:hAnsi="Calibri"/>
+          <w:b w:val="0"/>
+          <w:i w:val="0"/>
+          <w:color w:val="1A2238"/>
+          <w:sz w:val="21"/>
+        </w:rPr>
+        <w:t>AE4.1 – Promulgación de la Ley de Actividades y Delitos Ambientales Complejos.</w:t>
+      </w:r>
+    </w:p>
+    <w:p>
+      <w:pPr>
+        <w:pStyle w:val="ListBullet"/>
+      </w:pPr>
+      <w:r>
+        <w:rPr>
+          <w:rFonts w:ascii="Calibri" w:hAnsi="Calibri"/>
+          <w:b w:val="0"/>
+          <w:i w:val="0"/>
+          <w:color w:val="1A2238"/>
+          <w:sz w:val="21"/>
+        </w:rPr>
+        <w:t>AE4.2 – Establecimiento de una Base de Investigación de Alta Tecnología y Monitoreo Satelital aprovechando la ubicación ecuatorial del Perú para vigilar la Amazonía (deforestación, minería ilegal, estrés hídrico).</w:t>
+      </w:r>
+    </w:p>
+    <w:p>
+      <w:pPr>
+        <w:pStyle w:val="ListBullet"/>
+      </w:pPr>
+      <w:r>
+        <w:rPr>
+          <w:rFonts w:ascii="Calibri" w:hAnsi="Calibri"/>
+          <w:b w:val="0"/>
+          <w:i w:val="0"/>
+          <w:color w:val="1A2238"/>
+          <w:sz w:val="21"/>
+        </w:rPr>
+        <w:t>AE4.3 – Programa Nacional de Alfabetización Ambiental Operativa, articulado con MINEDU y MTPE para competencias laborales verdes.</w:t>
+      </w:r>
+    </w:p>
+    <w:p>
+      <w:pPr>
+        <w:pStyle w:val="ListBullet"/>
+      </w:pPr>
+      <w:r>
+        <w:rPr>
+          <w:rFonts w:ascii="Calibri" w:hAnsi="Calibri"/>
+          <w:b w:val="0"/>
+          <w:i w:val="0"/>
+          <w:color w:val="1A2238"/>
+          <w:sz w:val="21"/>
+        </w:rPr>
+        <w:t>AE5.1 – Activación del Fondo Nacional de Innovación Ambiental para financiar startups cleantech (fondeo mixto: multas ambientales, cooperación internacional y PpR).</w:t>
+      </w:r>
+    </w:p>
+    <w:p>
+      <w:pPr>
+        <w:pStyle w:val="ListBullet"/>
+      </w:pPr>
+      <w:r>
+        <w:rPr>
+          <w:rFonts w:ascii="Calibri" w:hAnsi="Calibri"/>
+          <w:b w:val="0"/>
+          <w:i w:val="0"/>
+          <w:color w:val="1A2238"/>
+          <w:sz w:val="21"/>
+        </w:rPr>
+        <w:t>Hitos de los primeros 100 días: anteproyecto de la Ley de Delitos Ambientales Complejos (Mesa Técnica Intersectorial MINAM, MINJUSDH, OEFA, Poder Judicial) y viabilización de los perfiles de inversión pública (CUI en Invierte.pe) para los primeros tres Nodos Circulares piloto.</w:t>
+      </w:r>
+    </w:p>
+    <w:p>
+      <w:r>
+        <w:rPr>
+          <w:rFonts w:ascii="Calibri" w:hAnsi="Calibri"/>
+          <w:b/>
+          <w:i w:val="0"/>
+          <w:color w:val="D91023"/>
+          <w:sz w:val="26"/>
+        </w:rPr>
+        <w:t>V · Matriz resumen — indicadores: hoy → meta 2050</w:t>
       </w:r>
     </w:p>
     <w:tbl>
@@ -1438,6 +1861,68 @@
           <w:color w:val="D91023"/>
           <w:sz w:val="26"/>
         </w:rPr>
+        <w:t>VI · Hitos de los primeros 100 días de Gobierno</w:t>
+      </w:r>
+    </w:p>
+    <w:p>
+      <w:pPr>
+        <w:pStyle w:val="ListBullet"/>
+      </w:pPr>
+      <w:r>
+        <w:rPr>
+          <w:rFonts w:ascii="Calibri" w:hAnsi="Calibri"/>
+          <w:b w:val="0"/>
+          <w:i w:val="0"/>
+          <w:color w:val="1A2238"/>
+          <w:sz w:val="21"/>
+        </w:rPr>
+        <w:t>Constituir la Mesa Tecnica Intersectorial (MINAM, MINJUSDH, OEFA y representantes del Poder Judicial) y redactar el primer borrador del anteproyecto de la Ley de Actividades y Delitos Ambientales Complejos, incluyendo el estatuto legal de los operadores de Nodos Circulares y el marco de incentivos tributarios municipales basados en pesaje digital segregado</w:t>
+      </w:r>
+      <w:r>
+        <w:rPr>
+          <w:rFonts w:ascii="Calibri" w:hAnsi="Calibri"/>
+          <w:b w:val="0"/>
+          <w:i/>
+          <w:color w:val="B8840E"/>
+          <w:sz w:val="17"/>
+        </w:rPr>
+        <w:t xml:space="preserve">  [ley/decreto]</w:t>
+      </w:r>
+    </w:p>
+    <w:p>
+      <w:pPr>
+        <w:pStyle w:val="ListBullet"/>
+      </w:pPr>
+      <w:r>
+        <w:rPr>
+          <w:rFonts w:ascii="Calibri" w:hAnsi="Calibri"/>
+          <w:b w:val="0"/>
+          <w:i w:val="0"/>
+          <w:color w:val="1A2238"/>
+          <w:sz w:val="21"/>
+        </w:rPr>
+        <w:t>Formular y aprobar tecnicamente los terminos de referencia (TDR) para los estudios de preinversion del perfil de los primeros tres Nodos Circulares piloto en regiones estrategicas, vinculandolos formalmente al enfoque de Presupuesto por Resultados (PpR) y activando los Codigos Unicos de Inversion (CUI) en Invierte.pe</w:t>
+      </w:r>
+      <w:r>
+        <w:rPr>
+          <w:rFonts w:ascii="Calibri" w:hAnsi="Calibri"/>
+          <w:b w:val="0"/>
+          <w:i/>
+          <w:color w:val="B8840E"/>
+          <w:sz w:val="17"/>
+        </w:rPr>
+        <w:t xml:space="preserve">  [inversión]</w:t>
+      </w:r>
+    </w:p>
+    <w:p>
+      <w:r>
+        <w:rPr>
+          <w:rFonts w:ascii="Calibri" w:hAnsi="Calibri"/>
+          <w:b/>
+          <w:i w:val="0"/>
+          <w:color w:val="D91023"/>
+          <w:sz w:val="26"/>
+        </w:rPr>
         <w:t>Pilares de la estrategia</w:t>
       </w:r>
     </w:p>
@@ -1505,347 +1990,6 @@
           <w:sz w:val="21"/>
         </w:rPr>
         <w:t>Institucionalidad climática con rendición de cuentas transparente, descarbonización hacia neutralidad de carbono (reducción de GEI) y ecoeficiencia (ecodiseño, gestión de huella hídrica industrial, infraestructura verde y edificación sostenible).</w:t>
-      </w:r>
-    </w:p>
-    <w:p>
-      <w:r>
-        <w:rPr>
-          <w:rFonts w:ascii="Calibri" w:hAnsi="Calibri"/>
-          <w:b/>
-          <w:i w:val="0"/>
-          <w:color w:val="D91023"/>
-          <w:sz w:val="26"/>
-        </w:rPr>
-        <w:t>Hoja de ruta · 100 primeros días</w:t>
-      </w:r>
-    </w:p>
-    <w:p>
-      <w:pPr>
-        <w:pStyle w:val="ListBullet"/>
-      </w:pPr>
-      <w:r>
-        <w:rPr>
-          <w:rFonts w:ascii="Calibri" w:hAnsi="Calibri"/>
-          <w:b w:val="0"/>
-          <w:i w:val="0"/>
-          <w:color w:val="1A2238"/>
-          <w:sz w:val="21"/>
-        </w:rPr>
-        <w:t>Constituir la Mesa Tecnica Intersectorial (MINAM, MINJUSDH, OEFA y representantes del Poder Judicial) y redactar el primer borrador del anteproyecto de la Ley de Actividades y Delitos Ambientales Complejos, incluyendo el estatuto legal de los operadores de Nodos Circulares y el marco de incentivos tributarios municipales basados en pesaje digital segregado</w:t>
-      </w:r>
-      <w:r>
-        <w:rPr>
-          <w:rFonts w:ascii="Calibri" w:hAnsi="Calibri"/>
-          <w:b w:val="0"/>
-          <w:i/>
-          <w:color w:val="B8840E"/>
-          <w:sz w:val="17"/>
-        </w:rPr>
-        <w:t xml:space="preserve">  [ley/decreto]</w:t>
-      </w:r>
-    </w:p>
-    <w:p>
-      <w:pPr>
-        <w:pStyle w:val="ListBullet"/>
-      </w:pPr>
-      <w:r>
-        <w:rPr>
-          <w:rFonts w:ascii="Calibri" w:hAnsi="Calibri"/>
-          <w:b w:val="0"/>
-          <w:i w:val="0"/>
-          <w:color w:val="1A2238"/>
-          <w:sz w:val="21"/>
-        </w:rPr>
-        <w:t>Formular y aprobar tecnicamente los terminos de referencia (TDR) para los estudios de preinversion del perfil de los primeros tres Nodos Circulares piloto en regiones estrategicas, vinculandolos formalmente al enfoque de Presupuesto por Resultados (PpR) y activando los Codigos Unicos de Inversion (CUI) en Invierte.pe</w:t>
-      </w:r>
-      <w:r>
-        <w:rPr>
-          <w:rFonts w:ascii="Calibri" w:hAnsi="Calibri"/>
-          <w:b w:val="0"/>
-          <w:i/>
-          <w:color w:val="B8840E"/>
-          <w:sz w:val="17"/>
-        </w:rPr>
-        <w:t xml:space="preserve">  [inversión]</w:t>
-      </w:r>
-    </w:p>
-    <w:p>
-      <w:r>
-        <w:rPr>
-          <w:rFonts w:ascii="Calibri" w:hAnsi="Calibri"/>
-          <w:b/>
-          <w:i w:val="0"/>
-          <w:color w:val="D91023"/>
-          <w:sz w:val="26"/>
-        </w:rPr>
-        <w:t>Metas 2050</w:t>
-      </w:r>
-    </w:p>
-    <w:p>
-      <w:pPr>
-        <w:pStyle w:val="ListBullet"/>
-      </w:pPr>
-      <w:r>
-        <w:rPr>
-          <w:rFonts w:ascii="Calibri" w:hAnsi="Calibri"/>
-          <w:b w:val="0"/>
-          <w:i w:val="0"/>
-          <w:color w:val="1A2238"/>
-          <w:sz w:val="21"/>
-        </w:rPr>
-        <w:t>Incremento del 50% en la tasa de valorización nacional de residuos reaprovechables al 2050.</w:t>
-      </w:r>
-    </w:p>
-    <w:p>
-      <w:pPr>
-        <w:pStyle w:val="ListBullet"/>
-      </w:pPr>
-      <w:r>
-        <w:rPr>
-          <w:rFonts w:ascii="Calibri" w:hAnsi="Calibri"/>
-          <w:b w:val="0"/>
-          <w:i w:val="0"/>
-          <w:color w:val="1A2238"/>
-          <w:sz w:val="21"/>
-        </w:rPr>
-        <w:t>Red de Nodos Circulares operativos en el 100% de las regiones del país, interconectados digitalmente (30% cobertura 2030, 70% 2040, 100% 2050).</w:t>
-      </w:r>
-    </w:p>
-    <w:p>
-      <w:pPr>
-        <w:pStyle w:val="ListBullet"/>
-      </w:pPr>
-      <w:r>
-        <w:rPr>
-          <w:rFonts w:ascii="Calibri" w:hAnsi="Calibri"/>
-          <w:b w:val="0"/>
-          <w:i w:val="0"/>
-          <w:color w:val="1A2238"/>
-          <w:sz w:val="21"/>
-        </w:rPr>
-        <w:t>100% de las industrias medianas y grandes operando bajo estándares internacionales ISO 14001 y sistemas de trazabilidad automatizada.</w:t>
-      </w:r>
-    </w:p>
-    <w:p>
-      <w:pPr>
-        <w:pStyle w:val="ListBullet"/>
-      </w:pPr>
-      <w:r>
-        <w:rPr>
-          <w:rFonts w:ascii="Calibri" w:hAnsi="Calibri"/>
-          <w:b w:val="0"/>
-          <w:i w:val="0"/>
-          <w:color w:val="1A2238"/>
-          <w:sz w:val="21"/>
-        </w:rPr>
-        <w:t>Incrementar la inversión en I+D+i ambiental al 1.5% del PBI (0.5% en 2030, 1.0% en 2040), con patentes locales en agrotecnología y remediación ambiental.</w:t>
-      </w:r>
-    </w:p>
-    <w:p>
-      <w:pPr>
-        <w:pStyle w:val="ListBullet"/>
-      </w:pPr>
-      <w:r>
-        <w:rPr>
-          <w:rFonts w:ascii="Calibri" w:hAnsi="Calibri"/>
-          <w:b w:val="0"/>
-          <w:i w:val="0"/>
-          <w:color w:val="1A2238"/>
-          <w:sz w:val="21"/>
-        </w:rPr>
-        <w:t>Inclusión obligatoria de competencias técnicas ambientales en el 100% de los currículos de educación técnica y universitaria.</w:t>
-      </w:r>
-    </w:p>
-    <w:p>
-      <w:pPr>
-        <w:pStyle w:val="ListBullet"/>
-      </w:pPr>
-      <w:r>
-        <w:rPr>
-          <w:rFonts w:ascii="Calibri" w:hAnsi="Calibri"/>
-          <w:b w:val="0"/>
-          <w:i w:val="0"/>
-          <w:color w:val="1A2238"/>
-          <w:sz w:val="21"/>
-        </w:rPr>
-        <w:t>Institucionalidad ambiental con rango constitucional autónomo y participación articulada del sector privado.</w:t>
-      </w:r>
-    </w:p>
-    <w:p>
-      <w:pPr>
-        <w:pStyle w:val="ListBullet"/>
-      </w:pPr>
-      <w:r>
-        <w:rPr>
-          <w:rFonts w:ascii="Calibri" w:hAnsi="Calibri"/>
-          <w:b w:val="0"/>
-          <w:i w:val="0"/>
-          <w:color w:val="1A2238"/>
-          <w:sz w:val="21"/>
-        </w:rPr>
-        <w:t>Automatización del 100% de la fiscalización ambiental, con trazabilidad total y cero papel.</w:t>
-      </w:r>
-    </w:p>
-    <w:p>
-      <w:pPr>
-        <w:pStyle w:val="ListBullet"/>
-      </w:pPr>
-      <w:r>
-        <w:rPr>
-          <w:rFonts w:ascii="Calibri" w:hAnsi="Calibri"/>
-          <w:b w:val="0"/>
-          <w:i w:val="0"/>
-          <w:color w:val="1A2238"/>
-          <w:sz w:val="21"/>
-        </w:rPr>
-        <w:t>Capturar el 76% de residuos con alto potencial de valorización que actualmente se desperdician en vertederos.</w:t>
-      </w:r>
-    </w:p>
-    <w:p>
-      <w:r>
-        <w:rPr>
-          <w:rFonts w:ascii="Calibri" w:hAnsi="Calibri"/>
-          <w:b/>
-          <w:i w:val="0"/>
-          <w:color w:val="D91023"/>
-          <w:sz w:val="26"/>
-        </w:rPr>
-        <w:t>Acciones e iniciativas</w:t>
-      </w:r>
-    </w:p>
-    <w:p>
-      <w:pPr>
-        <w:pStyle w:val="ListBullet"/>
-      </w:pPr>
-      <w:r>
-        <w:rPr>
-          <w:rFonts w:ascii="Calibri" w:hAnsi="Calibri"/>
-          <w:b w:val="0"/>
-          <w:i w:val="0"/>
-          <w:color w:val="1A2238"/>
-          <w:sz w:val="21"/>
-        </w:rPr>
-        <w:t>AE1.1 – Construcción de la red nacional de Nodos Circulares (plantas de valorización intermedia descentralizadas) con modelos APP (50 plantas 2030, 150 plantas 2040, cobertura nacional 2050).</w:t>
-      </w:r>
-    </w:p>
-    <w:p>
-      <w:pPr>
-        <w:pStyle w:val="ListBullet"/>
-      </w:pPr>
-      <w:r>
-        <w:rPr>
-          <w:rFonts w:ascii="Calibri" w:hAnsi="Calibri"/>
-          <w:b w:val="0"/>
-          <w:i w:val="0"/>
-          <w:color w:val="1A2238"/>
-          <w:sz w:val="21"/>
-        </w:rPr>
-        <w:t>AE1.2 – Creación del marco regulatorio para la Bolsa de Valores de Residuos Sólidos, tomando como evidencia los modelos de Canadá y Australia.</w:t>
-      </w:r>
-    </w:p>
-    <w:p>
-      <w:pPr>
-        <w:pStyle w:val="ListBullet"/>
-      </w:pPr>
-      <w:r>
-        <w:rPr>
-          <w:rFonts w:ascii="Calibri" w:hAnsi="Calibri"/>
-          <w:b w:val="0"/>
-          <w:i w:val="0"/>
-          <w:color w:val="1A2238"/>
-          <w:sz w:val="21"/>
-        </w:rPr>
-        <w:t>AE3.1 – Actualización y endurecimiento de los Estándares de Calidad Ambiental (ECA) y Límites Máximos Permisibles (LMP) alineados a la OCDE.</w:t>
-      </w:r>
-    </w:p>
-    <w:p>
-      <w:pPr>
-        <w:pStyle w:val="ListBullet"/>
-      </w:pPr>
-      <w:r>
-        <w:rPr>
-          <w:rFonts w:ascii="Calibri" w:hAnsi="Calibri"/>
-          <w:b w:val="0"/>
-          <w:i w:val="0"/>
-          <w:color w:val="1A2238"/>
-          <w:sz w:val="21"/>
-        </w:rPr>
-        <w:t>AE3.3 – Modernización digital de la fiscalización ambiental (OEFA) mediante IA, sensores IoT, imágenes satelitales y blockchain.</w:t>
-      </w:r>
-    </w:p>
-    <w:p>
-      <w:pPr>
-        <w:pStyle w:val="ListBullet"/>
-      </w:pPr>
-      <w:r>
-        <w:rPr>
-          <w:rFonts w:ascii="Calibri" w:hAnsi="Calibri"/>
-          <w:b w:val="0"/>
-          <w:i w:val="0"/>
-          <w:color w:val="1A2238"/>
-          <w:sz w:val="21"/>
-        </w:rPr>
-        <w:t>AE4.1 – Promulgación de la Ley de Actividades y Delitos Ambientales Complejos.</w:t>
-      </w:r>
-    </w:p>
-    <w:p>
-      <w:pPr>
-        <w:pStyle w:val="ListBullet"/>
-      </w:pPr>
-      <w:r>
-        <w:rPr>
-          <w:rFonts w:ascii="Calibri" w:hAnsi="Calibri"/>
-          <w:b w:val="0"/>
-          <w:i w:val="0"/>
-          <w:color w:val="1A2238"/>
-          <w:sz w:val="21"/>
-        </w:rPr>
-        <w:t>AE4.2 – Establecimiento de una Base de Investigación de Alta Tecnología y Monitoreo Satelital aprovechando la ubicación ecuatorial del Perú para vigilar la Amazonía (deforestación, minería ilegal, estrés hídrico).</w:t>
-      </w:r>
-    </w:p>
-    <w:p>
-      <w:pPr>
-        <w:pStyle w:val="ListBullet"/>
-      </w:pPr>
-      <w:r>
-        <w:rPr>
-          <w:rFonts w:ascii="Calibri" w:hAnsi="Calibri"/>
-          <w:b w:val="0"/>
-          <w:i w:val="0"/>
-          <w:color w:val="1A2238"/>
-          <w:sz w:val="21"/>
-        </w:rPr>
-        <w:t>AE4.3 – Programa Nacional de Alfabetización Ambiental Operativa, articulado con MINEDU y MTPE para competencias laborales verdes.</w:t>
-      </w:r>
-    </w:p>
-    <w:p>
-      <w:pPr>
-        <w:pStyle w:val="ListBullet"/>
-      </w:pPr>
-      <w:r>
-        <w:rPr>
-          <w:rFonts w:ascii="Calibri" w:hAnsi="Calibri"/>
-          <w:b w:val="0"/>
-          <w:i w:val="0"/>
-          <w:color w:val="1A2238"/>
-          <w:sz w:val="21"/>
-        </w:rPr>
-        <w:t>AE5.1 – Activación del Fondo Nacional de Innovación Ambiental para financiar startups cleantech (fondeo mixto: multas ambientales, cooperación internacional y PpR).</w:t>
-      </w:r>
-    </w:p>
-    <w:p>
-      <w:pPr>
-        <w:pStyle w:val="ListBullet"/>
-      </w:pPr>
-      <w:r>
-        <w:rPr>
-          <w:rFonts w:ascii="Calibri" w:hAnsi="Calibri"/>
-          <w:b w:val="0"/>
-          <w:i w:val="0"/>
-          <w:color w:val="1A2238"/>
-          <w:sz w:val="21"/>
-        </w:rPr>
-        <w:t>Hitos de los primeros 100 días: anteproyecto de la Ley de Delitos Ambientales Complejos (Mesa Técnica Intersectorial MINAM, MINJUSDH, OEFA, Poder Judicial) y viabilización de los perfiles de inversión pública (CUI en Invierte.pe) para los primeros tres Nodos Circulares piloto.</w:t>
       </w:r>
     </w:p>
     <w:p>
